--- a/tests/TestCorpus/docx/12-hygiene-docx.docx
+++ b/tests/TestCorpus/docx/12-hygiene-docx.docx
@@ -170,8 +170,8 @@
       </w:r>
     </w:p>
     <w:sectPr>
-      <w:headerReference xmlns:r="http://schemas.openxmlformats.org/officeDocument/2006/relationships" w:type="default" r:id="Ra94575f234c147a7"/>
-      <w:footerReference xmlns:r="http://schemas.openxmlformats.org/officeDocument/2006/relationships" w:type="default" r:id="Rcd9709e19d7b4da8"/>
+      <w:headerReference xmlns:r="http://schemas.openxmlformats.org/officeDocument/2006/relationships" w:type="default" r:id="Re9c76f97d2d546f0"/>
+      <w:footerReference xmlns:r="http://schemas.openxmlformats.org/officeDocument/2006/relationships" w:type="default" r:id="Rbfed1452cd60499d"/>
     </w:sectPr>
   </w:body>
 </w:document>
@@ -188,7 +188,13 @@
         <w:t xml:space="preserve">Dev Patel</w:t>
       </w:r>
       <w:r>
-        <w:t xml:space="preserve"> before sending - his number is </w:t>
+        <w:t xml:space="preserve"> before sending - </w:t>
+      </w:r>
+      <w:r>
+        <w:t xml:space="preserve">his</w:t>
+      </w:r>
+      <w:r>
+        <w:t xml:space="preserve"> number is </w:t>
       </w:r>
       <w:r>
         <w:t xml:space="preserve">07700 900999</w:t>
